--- a/tillsyn/A 27590-2026 tillsynsbegäran.docx
+++ b/tillsyn/A 27590-2026 tillsynsbegäran.docx
@@ -258,7 +258,7 @@
     <w:r>
       <w:tab/>
       <w:tab/>
-      <w:t>2026-06-18</w:t>
+      <w:t>2026-06-19</w:t>
       <w:br/>
       <w:br/>
     </w:r>

--- a/tillsyn/A 27590-2026 tillsynsbegäran.docx
+++ b/tillsyn/A 27590-2026 tillsynsbegäran.docx
@@ -258,7 +258,7 @@
     <w:r>
       <w:tab/>
       <w:tab/>
-      <w:t>2026-06-19</w:t>
+      <w:t>2026-06-20</w:t>
       <w:br/>
       <w:br/>
     </w:r>

--- a/tillsyn/A 27590-2026 tillsynsbegäran.docx
+++ b/tillsyn/A 27590-2026 tillsynsbegäran.docx
@@ -12,10 +12,7 @@
     </w:p>
     <w:p>
       <w:r>
-        <w:t>Detta dokument behandlar höga naturvärden i avverkningsanmälan A 27590-2026 i Sollefteå kommun som inkom 2026-06-17 och omfattar 3,6 ha.</w:t>
-      </w:r>
-      <w:r>
-        <w:t xml:space="preserve"> I Figur 1 visas fyndplatser för naturvårdsarter i området, som finns registrerade på Artportalen.</w:t>
+        <w:t>Denna tillsynsbegäran behandlar höga naturvärden i avverkningsanmälan A 27590-2026 i Sollefteå kommun som inkom 2026-06-17 och omfattar 3,6 ha.</w:t>
       </w:r>
     </w:p>
     <w:p>
@@ -63,7 +60,20 @@
         <w:spacing w:after="240"/>
       </w:pPr>
       <w:r>
-        <w:t>Figur 1. Fyndplatser för naturvårdsarter i avverkningsanmälan (röd linje). Inom parentes anges rödlistekategorier, S för signalarter, Tför typiska arter och fridlysningsparagrafer i artskyddsförordningen.Markörer utan svart kant är placerade på fyndplatsen. Markörer med svart kant är placerade vid sidan av fyndplatsen och har ett svart streck som visar fyndplatsens exakta position. Kartans mittpunktskoordinat är N 7071969, E 601393 i SWEREF 99 TM.</w:t>
+        <w:t>Figur 1. Fyndplatser för naturvårdsarter i avverkningsanmälan. Markörer utan svart kant är placerade på fyndplatsen. Markörer med svart kant är placerade vid sidan av fyndplatsen har ett svart streck som visar fyndplatsens exakta position. Kartans mittpunktskoordinat är N 7071969, E 601393 i SWEREF 99 TM.</w:t>
+      </w:r>
+    </w:p>
+    <w:p>
+      <w:r>
+        <w:t>I avverkningsanmälan finns fynd av 2 naturvårdsarter, varav 2 är rödlistade och 1 är typisk (T): goliatmusseron (VU, T) och skrovlig taggsvamp (VU). Se Figur 1.</w:t>
+      </w:r>
+    </w:p>
+    <w:p>
+      <w:pPr>
+        <w:pStyle w:val="Heading1"/>
+      </w:pPr>
+      <w:r>
+        <w:t>Tillsynsbegäran</w:t>
       </w:r>
     </w:p>
     <w:p>
@@ -77,26 +87,16 @@
       </w:r>
     </w:p>
     <w:p>
-      <w:r>
-        <w:t>Nedan beskrivs fynd av naturvårdsarter som gjorts i det avverkningsanmälda området.</w:t>
-      </w:r>
-    </w:p>
-    <w:p>
       <w:pPr>
         <w:pStyle w:val="Heading1"/>
       </w:pPr>
       <w:r>
-        <w:t>Naturvårdsarter</w:t>
+        <w:t>Naturvårdsarter och fridlysta arter</w:t>
       </w:r>
     </w:p>
     <w:p>
       <w:r>
-        <w:t>I avverkningsanmälan har följande 2 naturvårdsarter hittats: goliatmusseron (VU, T) och skrovlig taggsvamp (VU). Av dessa är 2 rödlistade. För rödlistade arter har rödlistekategorin angivits inom parentes. Typiska arter inom Natura 2000 som är kopplade till skogsekosystem har markerats med (T).</w:t>
-      </w:r>
-    </w:p>
-    <w:p>
-      <w:r>
-        <w:t>De påträffade naturvårdsarterna är ett tydligt kvitto på att det rör sig om en skog med höga naturvärden.</w:t>
+        <w:t>Nedan följer beskrivningar av de naturvårdsarter och fridlysta arter som har sina livsmiljöer och växtplatser i den avverkningsanmälda skogen. De påträffade naturvårdsarterna är ett tydligt kvitto på att det rör sig om en skog med höga naturvärden.</w:t>
       </w:r>
     </w:p>
     <w:p>
@@ -258,7 +258,7 @@
     <w:r>
       <w:tab/>
       <w:tab/>
-      <w:t>2026-06-20</w:t>
+      <w:t>2026-06-21</w:t>
       <w:br/>
       <w:br/>
     </w:r>

--- a/tillsyn/A 27590-2026 tillsynsbegäran.docx
+++ b/tillsyn/A 27590-2026 tillsynsbegäran.docx
@@ -258,7 +258,7 @@
     <w:r>
       <w:tab/>
       <w:tab/>
-      <w:t>2026-06-21</w:t>
+      <w:t>2026-06-22</w:t>
       <w:br/>
       <w:br/>
     </w:r>

--- a/tillsyn/A 27590-2026 tillsynsbegäran.docx
+++ b/tillsyn/A 27590-2026 tillsynsbegäran.docx
@@ -258,7 +258,7 @@
     <w:r>
       <w:tab/>
       <w:tab/>
-      <w:t>2026-06-22</w:t>
+      <w:t>2026-06-23</w:t>
       <w:br/>
       <w:br/>
     </w:r>

--- a/tillsyn/A 27590-2026 tillsynsbegäran.docx
+++ b/tillsyn/A 27590-2026 tillsynsbegäran.docx
@@ -258,7 +258,7 @@
     <w:r>
       <w:tab/>
       <w:tab/>
-      <w:t>2026-06-23</w:t>
+      <w:t>2026-06-24</w:t>
       <w:br/>
       <w:br/>
     </w:r>

--- a/tillsyn/A 27590-2026 tillsynsbegäran.docx
+++ b/tillsyn/A 27590-2026 tillsynsbegäran.docx
@@ -258,7 +258,7 @@
     <w:r>
       <w:tab/>
       <w:tab/>
-      <w:t>2026-06-24</w:t>
+      <w:t>2026-06-25</w:t>
       <w:br/>
       <w:br/>
     </w:r>

--- a/tillsyn/A 27590-2026 tillsynsbegäran.docx
+++ b/tillsyn/A 27590-2026 tillsynsbegäran.docx
@@ -258,7 +258,7 @@
     <w:r>
       <w:tab/>
       <w:tab/>
-      <w:t>2026-06-25</w:t>
+      <w:t>2026-06-26</w:t>
       <w:br/>
       <w:br/>
     </w:r>

--- a/tillsyn/A 27590-2026 tillsynsbegäran.docx
+++ b/tillsyn/A 27590-2026 tillsynsbegäran.docx
@@ -258,7 +258,7 @@
     <w:r>
       <w:tab/>
       <w:tab/>
-      <w:t>2026-06-26</w:t>
+      <w:t>2026-06-27</w:t>
       <w:br/>
       <w:br/>
     </w:r>

--- a/tillsyn/A 27590-2026 tillsynsbegäran.docx
+++ b/tillsyn/A 27590-2026 tillsynsbegäran.docx
@@ -258,7 +258,7 @@
     <w:r>
       <w:tab/>
       <w:tab/>
-      <w:t>2026-06-27</w:t>
+      <w:t>2026-06-28</w:t>
       <w:br/>
       <w:br/>
     </w:r>

--- a/tillsyn/A 27590-2026 tillsynsbegäran.docx
+++ b/tillsyn/A 27590-2026 tillsynsbegäran.docx
@@ -258,7 +258,7 @@
     <w:r>
       <w:tab/>
       <w:tab/>
-      <w:t>2026-06-28</w:t>
+      <w:t>2026-06-29</w:t>
       <w:br/>
       <w:br/>
     </w:r>

--- a/tillsyn/A 27590-2026 tillsynsbegäran.docx
+++ b/tillsyn/A 27590-2026 tillsynsbegäran.docx
@@ -258,7 +258,7 @@
     <w:r>
       <w:tab/>
       <w:tab/>
-      <w:t>2026-06-29</w:t>
+      <w:t>2026-06-30</w:t>
       <w:br/>
       <w:br/>
     </w:r>

--- a/tillsyn/A 27590-2026 tillsynsbegäran.docx
+++ b/tillsyn/A 27590-2026 tillsynsbegäran.docx
@@ -258,7 +258,7 @@
     <w:r>
       <w:tab/>
       <w:tab/>
-      <w:t>2026-06-30</w:t>
+      <w:t>2026-07-01</w:t>
       <w:br/>
       <w:br/>
     </w:r>

--- a/tillsyn/A 27590-2026 tillsynsbegäran.docx
+++ b/tillsyn/A 27590-2026 tillsynsbegäran.docx
@@ -258,7 +258,7 @@
     <w:r>
       <w:tab/>
       <w:tab/>
-      <w:t>2026-07-13</w:t>
+      <w:t>2026-07-14</w:t>
       <w:br/>
       <w:br/>
     </w:r>

--- a/tillsyn/A 27590-2026 tillsynsbegäran.docx
+++ b/tillsyn/A 27590-2026 tillsynsbegäran.docx
@@ -258,7 +258,7 @@
     <w:r>
       <w:tab/>
       <w:tab/>
-      <w:t>2026-07-14</w:t>
+      <w:t>2026-07-15</w:t>
       <w:br/>
       <w:br/>
     </w:r>

--- a/tillsyn/A 27590-2026 tillsynsbegäran.docx
+++ b/tillsyn/A 27590-2026 tillsynsbegäran.docx
@@ -258,7 +258,7 @@
     <w:r>
       <w:tab/>
       <w:tab/>
-      <w:t>2026-07-15</w:t>
+      <w:t>2026-07-16</w:t>
       <w:br/>
       <w:br/>
     </w:r>

--- a/tillsyn/A 27590-2026 tillsynsbegäran.docx
+++ b/tillsyn/A 27590-2026 tillsynsbegäran.docx
@@ -258,7 +258,7 @@
     <w:r>
       <w:tab/>
       <w:tab/>
-      <w:t>2026-07-16</w:t>
+      <w:t>2026-07-17</w:t>
       <w:br/>
       <w:br/>
     </w:r>

--- a/tillsyn/A 27590-2026 tillsynsbegäran.docx
+++ b/tillsyn/A 27590-2026 tillsynsbegäran.docx
@@ -258,7 +258,7 @@
     <w:r>
       <w:tab/>
       <w:tab/>
-      <w:t>2026-07-17</w:t>
+      <w:t>2026-07-18</w:t>
       <w:br/>
       <w:br/>
     </w:r>

--- a/tillsyn/A 27590-2026 tillsynsbegäran.docx
+++ b/tillsyn/A 27590-2026 tillsynsbegäran.docx
@@ -258,7 +258,7 @@
     <w:r>
       <w:tab/>
       <w:tab/>
-      <w:t>2026-07-18</w:t>
+      <w:t>2026-07-19</w:t>
       <w:br/>
       <w:br/>
     </w:r>

--- a/tillsyn/A 27590-2026 tillsynsbegäran.docx
+++ b/tillsyn/A 27590-2026 tillsynsbegäran.docx
@@ -258,7 +258,7 @@
     <w:r>
       <w:tab/>
       <w:tab/>
-      <w:t>2026-07-19</w:t>
+      <w:t>2026-07-20</w:t>
       <w:br/>
       <w:br/>
     </w:r>

--- a/tillsyn/A 27590-2026 tillsynsbegäran.docx
+++ b/tillsyn/A 27590-2026 tillsynsbegäran.docx
@@ -258,7 +258,7 @@
     <w:r>
       <w:tab/>
       <w:tab/>
-      <w:t>2026-07-20</w:t>
+      <w:t>2026-07-21</w:t>
       <w:br/>
       <w:br/>
     </w:r>

--- a/tillsyn/A 27590-2026 tillsynsbegäran.docx
+++ b/tillsyn/A 27590-2026 tillsynsbegäran.docx
@@ -258,7 +258,7 @@
     <w:r>
       <w:tab/>
       <w:tab/>
-      <w:t>2026-07-21</w:t>
+      <w:t>2026-07-22</w:t>
       <w:br/>
       <w:br/>
     </w:r>

--- a/tillsyn/A 27590-2026 tillsynsbegäran.docx
+++ b/tillsyn/A 27590-2026 tillsynsbegäran.docx
@@ -258,7 +258,7 @@
     <w:r>
       <w:tab/>
       <w:tab/>
-      <w:t>2026-07-22</w:t>
+      <w:t>2026-07-23</w:t>
       <w:br/>
       <w:br/>
     </w:r>

--- a/tillsyn/A 27590-2026 tillsynsbegäran.docx
+++ b/tillsyn/A 27590-2026 tillsynsbegäran.docx
@@ -258,7 +258,7 @@
     <w:r>
       <w:tab/>
       <w:tab/>
-      <w:t>2026-07-23</w:t>
+      <w:t>2026-07-24</w:t>
       <w:br/>
       <w:br/>
     </w:r>

--- a/tillsyn/A 27590-2026 tillsynsbegäran.docx
+++ b/tillsyn/A 27590-2026 tillsynsbegäran.docx
@@ -258,7 +258,7 @@
     <w:r>
       <w:tab/>
       <w:tab/>
-      <w:t>2026-07-24</w:t>
+      <w:t>2026-07-25</w:t>
       <w:br/>
       <w:br/>
     </w:r>

--- a/tillsyn/A 27590-2026 tillsynsbegäran.docx
+++ b/tillsyn/A 27590-2026 tillsynsbegäran.docx
@@ -258,7 +258,7 @@
     <w:r>
       <w:tab/>
       <w:tab/>
-      <w:t>2026-07-25</w:t>
+      <w:t>2026-07-26</w:t>
       <w:br/>
       <w:br/>
     </w:r>

--- a/tillsyn/A 27590-2026 tillsynsbegäran.docx
+++ b/tillsyn/A 27590-2026 tillsynsbegäran.docx
@@ -258,7 +258,7 @@
     <w:r>
       <w:tab/>
       <w:tab/>
-      <w:t>2026-07-26</w:t>
+      <w:t>2026-07-27</w:t>
       <w:br/>
       <w:br/>
     </w:r>

--- a/tillsyn/A 27590-2026 tillsynsbegäran.docx
+++ b/tillsyn/A 27590-2026 tillsynsbegäran.docx
@@ -258,7 +258,7 @@
     <w:r>
       <w:tab/>
       <w:tab/>
-      <w:t>2026-07-27</w:t>
+      <w:t>2026-07-28</w:t>
       <w:br/>
       <w:br/>
     </w:r>

--- a/tillsyn/A 27590-2026 tillsynsbegäran.docx
+++ b/tillsyn/A 27590-2026 tillsynsbegäran.docx
@@ -22,7 +22,7 @@
       <w:r>
         <w:drawing>
           <wp:inline xmlns:a="http://schemas.openxmlformats.org/drawingml/2006/main" xmlns:pic="http://schemas.openxmlformats.org/drawingml/2006/picture">
-            <wp:extent cx="5486400" cy="3678339"/>
+            <wp:extent cx="5486400" cy="3797117"/>
             <wp:docPr id="1" name="Picture 1"/>
             <wp:cNvGraphicFramePr>
               <a:graphicFrameLocks noChangeAspect="1"/>
@@ -43,7 +43,7 @@
                   <pic:spPr>
                     <a:xfrm>
                       <a:off x="0" y="0"/>
-                      <a:ext cx="5486400" cy="3678339"/>
+                      <a:ext cx="5486400" cy="3797117"/>
                     </a:xfrm>
                     <a:prstGeom prst="rect"/>
                   </pic:spPr>
@@ -60,12 +60,12 @@
         <w:spacing w:after="240"/>
       </w:pPr>
       <w:r>
-        <w:t>Figur 1. Fyndplatser för naturvårdsarter i avverkningsanmälan. Markörer utan svart kant är placerade på fyndplatsen. Markörer med svart kant är placerade vid sidan av fyndplatsen har ett svart streck som visar fyndplatsens exakta position. Kartans mittpunktskoordinat är N 7071969, E 601393 i SWEREF 99 TM.</w:t>
+        <w:t>Figur 1. Fyndplatser för naturvårdsarter i och inom 24 meter från avverkningsanmälan. Markörer utan svart kant är placerade på fyndplatsen. Markörer med svart kant är placerade vid sidan av fyndplatsen har ett svart streck som visar fyndplatsens exakta position. Kartans mittpunktskoordinat är N 7071969, E 601393 i SWEREF 99 TM.</w:t>
       </w:r>
     </w:p>
     <w:p>
       <w:r>
-        <w:t>I avverkningsanmälan finns fynd av 2 naturvårdsarter, varav 2 är rödlistade och 1 är typisk (T): goliatmusseron (VU, T) och skrovlig taggsvamp (VU). Se Figur 1.</w:t>
+        <w:t>I och inom 24 meter från avverkningsanmälan finns fynd av 3 naturvårdsarter, varav 3 är rödlistade och 1 är typisk (T): goliatmusseron (VU, T), skrovlig taggsvamp (VU) och vaddporing (NT). Se Figur 1.</w:t>
       </w:r>
     </w:p>
     <w:p>
@@ -130,6 +130,17 @@
         <w:t>bildar mykorrhiza med tall i äldre tallskog, framför allt på tallhed. Den växer huvudsakligen i äldre barrskog som hotas av slutavverkning. Genom att äldre barrskogar och naturskogar blir allt sällsyntare, missgynnas arten av skogsbruk. Arten ingår i ett åtgärdsprogram för hotade arter (ÅGP) och en långsiktig tillgång till svampens värdträd behöver säkras genom att växtplatserna undantas från avverkning. Skrovlig taggsvamp är globalt rödlistad som nära hotad (NT) vilket innebär att Sverige har ett internationellt ansvar för arten (IUCN, 2025; SLU Artdatabanken, 2026; Nitare, 2006).</w:t>
       </w:r>
     </w:p>
+    <w:p>
+      <w:r>
+        <w:rPr>
+          <w:b/>
+        </w:rPr>
+        <w:t xml:space="preserve">Vaddporing (NT) </w:t>
+      </w:r>
+      <w:r>
+        <w:t>är en brunrötande vednedbrytare som hittas på undersidan av liggande murken tallved i olika former. Substratet utgörs framför allt av den typ av hård, kådimpregnerad och ofta kolad tallved som skapas i brandpräglad skog. Vedtypen nybildas i mycket liten omfattning och det är sannolikt att arten upplever en utdöendeskuld. För att garantera artens fortlevnad bör man både säkra att artens växtplatser hålls intakta samt att långsiktigt säkerställa att ny ved tillkommer, allra helst i omedelbar anslutning till artens växtplatser. Skoglig gallring och annat uttag av virke innebär ett hot mot arten (SLU Artdatabanken, 2024).</w:t>
+      </w:r>
+    </w:p>
     <w:sectPr>
       <w:headerReference w:type="even" r:id="rId8"/>
       <w:headerReference w:type="default" r:id="rId9"/>
@@ -258,7 +269,7 @@
     <w:r>
       <w:tab/>
       <w:tab/>
-      <w:t>2026-07-28</w:t>
+      <w:t>2026-07-29</w:t>
       <w:br/>
       <w:br/>
     </w:r>

--- a/tillsyn/A 27590-2026 tillsynsbegäran.docx
+++ b/tillsyn/A 27590-2026 tillsynsbegäran.docx
@@ -269,7 +269,7 @@
     <w:r>
       <w:tab/>
       <w:tab/>
-      <w:t>2026-07-29</w:t>
+      <w:t>2026-07-30</w:t>
       <w:br/>
       <w:br/>
     </w:r>

--- a/tillsyn/A 27590-2026 tillsynsbegäran.docx
+++ b/tillsyn/A 27590-2026 tillsynsbegäran.docx
@@ -269,7 +269,7 @@
     <w:r>
       <w:tab/>
       <w:tab/>
-      <w:t>2026-07-30</w:t>
+      <w:t>2026-07-31</w:t>
       <w:br/>
       <w:br/>
     </w:r>

--- a/tillsyn/A 27590-2026 tillsynsbegäran.docx
+++ b/tillsyn/A 27590-2026 tillsynsbegäran.docx
@@ -269,7 +269,7 @@
     <w:r>
       <w:tab/>
       <w:tab/>
-      <w:t>2026-07-31</w:t>
+      <w:t>2026-08-01</w:t>
       <w:br/>
       <w:br/>
     </w:r>

--- a/tillsyn/A 27590-2026 tillsynsbegäran.docx
+++ b/tillsyn/A 27590-2026 tillsynsbegäran.docx
@@ -269,7 +269,7 @@
     <w:r>
       <w:tab/>
       <w:tab/>
-      <w:t>2026-08-01</w:t>
+      <w:t>2026-08-02</w:t>
       <w:br/>
       <w:br/>
     </w:r>

--- a/tillsyn/A 27590-2026 tillsynsbegäran.docx
+++ b/tillsyn/A 27590-2026 tillsynsbegäran.docx
@@ -269,7 +269,7 @@
     <w:r>
       <w:tab/>
       <w:tab/>
-      <w:t>2026-08-02</w:t>
+      <w:t>2026-08-03</w:t>
       <w:br/>
       <w:br/>
     </w:r>

--- a/tillsyn/A 27590-2026 tillsynsbegäran.docx
+++ b/tillsyn/A 27590-2026 tillsynsbegäran.docx
@@ -269,7 +269,7 @@
     <w:r>
       <w:tab/>
       <w:tab/>
-      <w:t>2026-08-03</w:t>
+      <w:t>2026-08-05</w:t>
       <w:br/>
       <w:br/>
     </w:r>

--- a/tillsyn/A 27590-2026 tillsynsbegäran.docx
+++ b/tillsyn/A 27590-2026 tillsynsbegäran.docx
@@ -269,7 +269,7 @@
     <w:r>
       <w:tab/>
       <w:tab/>
-      <w:t>2026-08-05</w:t>
+      <w:t>2026-08-07</w:t>
       <w:br/>
       <w:br/>
     </w:r>

--- a/tillsyn/A 27590-2026 tillsynsbegäran.docx
+++ b/tillsyn/A 27590-2026 tillsynsbegäran.docx
@@ -269,7 +269,7 @@
     <w:r>
       <w:tab/>
       <w:tab/>
-      <w:t>2026-08-07</w:t>
+      <w:t>2026-08-08</w:t>
       <w:br/>
       <w:br/>
     </w:r>

--- a/tillsyn/A 27590-2026 tillsynsbegäran.docx
+++ b/tillsyn/A 27590-2026 tillsynsbegäran.docx
@@ -22,7 +22,7 @@
       <w:r>
         <w:drawing>
           <wp:inline xmlns:a="http://schemas.openxmlformats.org/drawingml/2006/main" xmlns:pic="http://schemas.openxmlformats.org/drawingml/2006/picture">
-            <wp:extent cx="5486400" cy="3678339"/>
+            <wp:extent cx="5486400" cy="3797117"/>
             <wp:docPr id="1" name="Picture 1"/>
             <wp:cNvGraphicFramePr>
               <a:graphicFrameLocks noChangeAspect="1"/>
@@ -43,7 +43,7 @@
                   <pic:spPr>
                     <a:xfrm>
                       <a:off x="0" y="0"/>
-                      <a:ext cx="5486400" cy="3678339"/>
+                      <a:ext cx="5486400" cy="3797117"/>
                     </a:xfrm>
                     <a:prstGeom prst="rect"/>
                   </pic:spPr>
@@ -60,12 +60,12 @@
         <w:spacing w:after="240"/>
       </w:pPr>
       <w:r>
-        <w:t>Figur 1. Fyndplatser för naturvårdsarter i avverkningsanmälan. Markörer utan svart kant är placerade på fyndplatsen. Markörer med svart kant är placerade vid sidan av fyndplatsen har ett svart streck som visar fyndplatsens exakta position. Kartans mittpunktskoordinat är N 7071969, E 601393 i SWEREF 99 TM.</w:t>
+        <w:t>Figur 1. Fyndplatser för naturvårdsarter i och inom 24 meter från avverkningsanmälan. Markörer utan svart kant är placerade på fyndplatsen. Markörer med svart kant är placerade vid sidan av fyndplatsen och har ett svart streck som visar fyndplatsens exakta position. Kartans mittpunktskoordinat är N 7071969, E 601393 i SWEREF 99 TM.</w:t>
       </w:r>
     </w:p>
     <w:p>
       <w:r>
-        <w:t>I avverkningsanmälan finns fynd av 2 naturvårdsarter, varav 2 är rödlistade och 1 är typisk (T): goliatmusseron (VU, T) och skrovlig taggsvamp (VU). Se Figur 1.</w:t>
+        <w:t>I och inom 24 meter från avverkningsanmälan finns fynd av 3 naturvårdsarter, varav 3 är rödlistade och 1 är typisk (T): goliatmusseron (VU, T), skrovlig taggsvamp (VU) och vaddporing (NT). Se Figur 1.</w:t>
       </w:r>
     </w:p>
     <w:p>
@@ -130,6 +130,17 @@
         <w:t>bildar mykorrhiza med tall i äldre tallskog, framför allt på tallhed. Den växer huvudsakligen i äldre barrskog som hotas av slutavverkning. Genom att äldre barrskogar och naturskogar blir allt sällsyntare, missgynnas arten av skogsbruk. Arten ingår i ett åtgärdsprogram för hotade arter (ÅGP) och en långsiktig tillgång till svampens värdträd behöver säkras genom att växtplatserna undantas från avverkning. Skrovlig taggsvamp är globalt rödlistad som nära hotad (NT) vilket innebär att Sverige har ett internationellt ansvar för arten (IUCN, 2025; SLU Artdatabanken, 2026; Nitare, 2006).</w:t>
       </w:r>
     </w:p>
+    <w:p>
+      <w:r>
+        <w:rPr>
+          <w:b/>
+        </w:rPr>
+        <w:t xml:space="preserve">Vaddporing (NT) </w:t>
+      </w:r>
+      <w:r>
+        <w:t>är en brunrötande vednedbrytare som hittas på undersidan av liggande murken tallved i olika former. Substratet utgörs framför allt av den typ av hård, kådimpregnerad och ofta kolad tallved som skapas i brandpräglad skog. Vedtypen nybildas i mycket liten omfattning och det är sannolikt att arten upplever en utdöendeskuld. För att garantera artens fortlevnad bör man både säkra att artens växtplatser hålls intakta samt att långsiktigt säkerställa att ny ved tillkommer, allra helst i omedelbar anslutning till artens växtplatser. Skoglig gallring och annat uttag av virke innebär ett hot mot arten (SLU Artdatabanken, 2024).</w:t>
+      </w:r>
+    </w:p>
     <w:sectPr>
       <w:headerReference w:type="even" r:id="rId8"/>
       <w:headerReference w:type="default" r:id="rId9"/>
@@ -258,7 +269,7 @@
     <w:r>
       <w:tab/>
       <w:tab/>
-      <w:t>2026-08-14</w:t>
+      <w:t>2026-08-15</w:t>
       <w:br/>
       <w:br/>
     </w:r>

--- a/tillsyn/A 27590-2026 tillsynsbegäran.docx
+++ b/tillsyn/A 27590-2026 tillsynsbegäran.docx
@@ -269,7 +269,7 @@
     <w:r>
       <w:tab/>
       <w:tab/>
-      <w:t>2026-08-15</w:t>
+      <w:t>2026-08-16</w:t>
       <w:br/>
       <w:br/>
     </w:r>

--- a/tillsyn/A 27590-2026 tillsynsbegäran.docx
+++ b/tillsyn/A 27590-2026 tillsynsbegäran.docx
@@ -269,7 +269,7 @@
     <w:r>
       <w:tab/>
       <w:tab/>
-      <w:t>2026-08-16</w:t>
+      <w:t>2026-08-17</w:t>
       <w:br/>
       <w:br/>
     </w:r>

--- a/tillsyn/A 27590-2026 tillsynsbegäran.docx
+++ b/tillsyn/A 27590-2026 tillsynsbegäran.docx
@@ -269,7 +269,7 @@
     <w:r>
       <w:tab/>
       <w:tab/>
-      <w:t>2026-08-17</w:t>
+      <w:t>2026-08-18</w:t>
       <w:br/>
       <w:br/>
     </w:r>

--- a/tillsyn/A 27590-2026 tillsynsbegäran.docx
+++ b/tillsyn/A 27590-2026 tillsynsbegäran.docx
@@ -269,7 +269,7 @@
     <w:r>
       <w:tab/>
       <w:tab/>
-      <w:t>2026-08-18</w:t>
+      <w:t>2026-08-19</w:t>
       <w:br/>
       <w:br/>
     </w:r>

--- a/tillsyn/A 27590-2026 tillsynsbegäran.docx
+++ b/tillsyn/A 27590-2026 tillsynsbegäran.docx
@@ -269,7 +269,7 @@
     <w:r>
       <w:tab/>
       <w:tab/>
-      <w:t>2026-08-19</w:t>
+      <w:t>2026-08-20</w:t>
       <w:br/>
       <w:br/>
     </w:r>

--- a/tillsyn/A 27590-2026 tillsynsbegäran.docx
+++ b/tillsyn/A 27590-2026 tillsynsbegäran.docx
@@ -269,7 +269,7 @@
     <w:r>
       <w:tab/>
       <w:tab/>
-      <w:t>2026-08-20</w:t>
+      <w:t>2026-08-21</w:t>
       <w:br/>
       <w:br/>
     </w:r>

--- a/tillsyn/A 27590-2026 tillsynsbegäran.docx
+++ b/tillsyn/A 27590-2026 tillsynsbegäran.docx
@@ -269,7 +269,7 @@
     <w:r>
       <w:tab/>
       <w:tab/>
-      <w:t>2026-08-21</w:t>
+      <w:t>2026-08-22</w:t>
       <w:br/>
       <w:br/>
     </w:r>

--- a/tillsyn/A 27590-2026 tillsynsbegäran.docx
+++ b/tillsyn/A 27590-2026 tillsynsbegäran.docx
@@ -269,7 +269,7 @@
     <w:r>
       <w:tab/>
       <w:tab/>
-      <w:t>2026-08-22</w:t>
+      <w:t>2026-08-23</w:t>
       <w:br/>
       <w:br/>
     </w:r>

--- a/tillsyn/A 27590-2026 tillsynsbegäran.docx
+++ b/tillsyn/A 27590-2026 tillsynsbegäran.docx
@@ -269,7 +269,7 @@
     <w:r>
       <w:tab/>
       <w:tab/>
-      <w:t>2026-08-23</w:t>
+      <w:t>2026-08-24</w:t>
       <w:br/>
       <w:br/>
     </w:r>

--- a/tillsyn/A 27590-2026 tillsynsbegäran.docx
+++ b/tillsyn/A 27590-2026 tillsynsbegäran.docx
@@ -269,7 +269,7 @@
     <w:r>
       <w:tab/>
       <w:tab/>
-      <w:t>2026-08-24</w:t>
+      <w:t>2026-08-25</w:t>
       <w:br/>
       <w:br/>
     </w:r>

--- a/tillsyn/A 27590-2026 tillsynsbegäran.docx
+++ b/tillsyn/A 27590-2026 tillsynsbegäran.docx
@@ -269,7 +269,7 @@
     <w:r>
       <w:tab/>
       <w:tab/>
-      <w:t>2026-08-25</w:t>
+      <w:t>2026-08-26</w:t>
       <w:br/>
       <w:br/>
     </w:r>

--- a/tillsyn/A 27590-2026 tillsynsbegäran.docx
+++ b/tillsyn/A 27590-2026 tillsynsbegäran.docx
@@ -269,7 +269,7 @@
     <w:r>
       <w:tab/>
       <w:tab/>
-      <w:t>2026-08-26</w:t>
+      <w:t>2026-08-27</w:t>
       <w:br/>
       <w:br/>
     </w:r>

--- a/tillsyn/A 27590-2026 tillsynsbegäran.docx
+++ b/tillsyn/A 27590-2026 tillsynsbegäran.docx
@@ -269,7 +269,7 @@
     <w:r>
       <w:tab/>
       <w:tab/>
-      <w:t>2026-08-27</w:t>
+      <w:t>2026-08-28</w:t>
       <w:br/>
       <w:br/>
     </w:r>

--- a/tillsyn/A 27590-2026 tillsynsbegäran.docx
+++ b/tillsyn/A 27590-2026 tillsynsbegäran.docx
@@ -269,7 +269,7 @@
     <w:r>
       <w:tab/>
       <w:tab/>
-      <w:t>2026-08-28</w:t>
+      <w:t>2026-08-29</w:t>
       <w:br/>
       <w:br/>
     </w:r>

--- a/tillsyn/A 27590-2026 tillsynsbegäran.docx
+++ b/tillsyn/A 27590-2026 tillsynsbegäran.docx
@@ -269,7 +269,7 @@
     <w:r>
       <w:tab/>
       <w:tab/>
-      <w:t>2026-08-29</w:t>
+      <w:t>2026-08-31</w:t>
       <w:br/>
       <w:br/>
     </w:r>

--- a/tillsyn/A 27590-2026 tillsynsbegäran.docx
+++ b/tillsyn/A 27590-2026 tillsynsbegäran.docx
@@ -269,7 +269,7 @@
     <w:r>
       <w:tab/>
       <w:tab/>
-      <w:t>2026-08-31</w:t>
+      <w:t>2026-09-01</w:t>
       <w:br/>
       <w:br/>
     </w:r>

--- a/tillsyn/A 27590-2026 tillsynsbegäran.docx
+++ b/tillsyn/A 27590-2026 tillsynsbegäran.docx
@@ -269,7 +269,7 @@
     <w:r>
       <w:tab/>
       <w:tab/>
-      <w:t>2026-09-01</w:t>
+      <w:t>2026-09-02</w:t>
       <w:br/>
       <w:br/>
     </w:r>

--- a/tillsyn/A 27590-2026 tillsynsbegäran.docx
+++ b/tillsyn/A 27590-2026 tillsynsbegäran.docx
@@ -269,7 +269,7 @@
     <w:r>
       <w:tab/>
       <w:tab/>
-      <w:t>2026-09-02</w:t>
+      <w:t>2026-09-03</w:t>
       <w:br/>
       <w:br/>
     </w:r>

--- a/tillsyn/A 27590-2026 tillsynsbegäran.docx
+++ b/tillsyn/A 27590-2026 tillsynsbegäran.docx
@@ -269,7 +269,7 @@
     <w:r>
       <w:tab/>
       <w:tab/>
-      <w:t>2026-09-03</w:t>
+      <w:t>2026-09-04</w:t>
       <w:br/>
       <w:br/>
     </w:r>

--- a/tillsyn/A 27590-2026 tillsynsbegäran.docx
+++ b/tillsyn/A 27590-2026 tillsynsbegäran.docx
@@ -269,7 +269,7 @@
     <w:r>
       <w:tab/>
       <w:tab/>
-      <w:t>2026-09-04</w:t>
+      <w:t>2026-09-05</w:t>
       <w:br/>
       <w:br/>
     </w:r>

--- a/tillsyn/A 27590-2026 tillsynsbegäran.docx
+++ b/tillsyn/A 27590-2026 tillsynsbegäran.docx
@@ -269,7 +269,7 @@
     <w:r>
       <w:tab/>
       <w:tab/>
-      <w:t>2026-09-05</w:t>
+      <w:t>2026-09-06</w:t>
       <w:br/>
       <w:br/>
     </w:r>

--- a/tillsyn/A 27590-2026 tillsynsbegäran.docx
+++ b/tillsyn/A 27590-2026 tillsynsbegäran.docx
@@ -269,7 +269,7 @@
     <w:r>
       <w:tab/>
       <w:tab/>
-      <w:t>2026-09-06</w:t>
+      <w:t>2026-09-07</w:t>
       <w:br/>
       <w:br/>
     </w:r>

--- a/tillsyn/A 27590-2026 tillsynsbegäran.docx
+++ b/tillsyn/A 27590-2026 tillsynsbegäran.docx
@@ -269,7 +269,7 @@
     <w:r>
       <w:tab/>
       <w:tab/>
-      <w:t>2026-09-07</w:t>
+      <w:t>2026-09-08</w:t>
       <w:br/>
       <w:br/>
     </w:r>

--- a/tillsyn/A 27590-2026 tillsynsbegäran.docx
+++ b/tillsyn/A 27590-2026 tillsynsbegäran.docx
@@ -269,7 +269,7 @@
     <w:r>
       <w:tab/>
       <w:tab/>
-      <w:t>2026-09-08</w:t>
+      <w:t>2026-09-09</w:t>
       <w:br/>
       <w:br/>
     </w:r>

--- a/tillsyn/A 27590-2026 tillsynsbegäran.docx
+++ b/tillsyn/A 27590-2026 tillsynsbegäran.docx
@@ -269,7 +269,7 @@
     <w:r>
       <w:tab/>
       <w:tab/>
-      <w:t>2026-09-09</w:t>
+      <w:t>2026-09-10</w:t>
       <w:br/>
       <w:br/>
     </w:r>

--- a/tillsyn/A 27590-2026 tillsynsbegäran.docx
+++ b/tillsyn/A 27590-2026 tillsynsbegäran.docx
@@ -269,7 +269,7 @@
     <w:r>
       <w:tab/>
       <w:tab/>
-      <w:t>2026-09-10</w:t>
+      <w:t>2026-09-11</w:t>
       <w:br/>
       <w:br/>
     </w:r>

--- a/tillsyn/A 27590-2026 tillsynsbegäran.docx
+++ b/tillsyn/A 27590-2026 tillsynsbegäran.docx
@@ -269,7 +269,7 @@
     <w:r>
       <w:tab/>
       <w:tab/>
-      <w:t>2026-09-11</w:t>
+      <w:t>2026-09-12</w:t>
       <w:br/>
       <w:br/>
     </w:r>
